--- a/Mapped Curriculum Lesson - Supplemental Material/Grade 8/Lesson 35 - Functions with 2D Data/Functions with 2D Data - Concept Sheet.docx
+++ b/Mapped Curriculum Lesson - Supplemental Material/Grade 8/Lesson 35 - Functions with 2D Data/Functions with 2D Data - Concept Sheet.docx
@@ -67,11 +67,27 @@
       </w:pPr>
       <w:r>
         <w:rPr>
+          <w:color w:val="C45E00"/>
+          <w:sz w:val="28"/>
+          <w:szCs w:val="28"/>
+        </w:rPr>
+        <w:t>def</w:t>
+      </w:r>
+      <w:r>
+        <w:rPr>
+          <w:color w:val="080808"/>
+          <w:sz w:val="28"/>
+          <w:szCs w:val="28"/>
+        </w:rPr>
+        <w:t xml:space="preserve"> </w:t>
+      </w:r>
+      <w:r>
+        <w:rPr>
           <w:color w:val="1750EB"/>
           <w:sz w:val="28"/>
           <w:szCs w:val="28"/>
         </w:rPr>
-        <w:t>def</w:t>
+        <w:t>show_names</w:t>
       </w:r>
       <w:r>
         <w:rPr>
@@ -79,22 +95,6 @@
           <w:sz w:val="28"/>
           <w:szCs w:val="28"/>
         </w:rPr>
-        <w:t xml:space="preserve"> </w:t>
-      </w:r>
-      <w:r>
-        <w:rPr>
-          <w:color w:val="1750EB"/>
-          <w:sz w:val="28"/>
-          <w:szCs w:val="28"/>
-        </w:rPr>
-        <w:t>show_names</w:t>
-      </w:r>
-      <w:r>
-        <w:rPr>
-          <w:color w:val="080808"/>
-          <w:sz w:val="28"/>
-          <w:szCs w:val="28"/>
-        </w:rPr>
         <w:t>(records):</w:t>
       </w:r>
     </w:p>
@@ -305,7 +305,7 @@
       </w:pPr>
       <w:r>
         <w:rPr>
-          <w:color w:val="1750EB"/>
+          <w:color w:val="C45E00"/>
           <w:sz w:val="28"/>
           <w:szCs w:val="28"/>
         </w:rPr>
